--- a/downloads/student/Unit 04/Handout 04.16 - Housing and Design Careers Cards.docx
+++ b/downloads/student/Unit 04/Handout 04.16 - Housing and Design Careers Cards.docx
@@ -43,7 +43,7 @@
         <w:pStyle w:val="BodyText"/>
       </w:pPr>
       <w:r>
-        <w:t xml:space="preserve">Every pay figure is a typical yearly range for the United States, rounded, from the Bureau of Labor Statistics Occupational Outlook Handbook (bls.gov/ooh) or, for the two jobs the handbook does not list separately, from job listings. Every one is marked; the numbers move every year. Pay in the New York City area is usually higher than the national figure.</w:t>
+        <w:t xml:space="preserve">Every pay figure is a typical yearly range for the United States, rounded, from the Bureau of Labor Statistics Occupational Outlook Handbook (bls.gov/ooh) or, for the two jobs the handbook does not list separately, from job listings. Every one is to be refreshed before teaching; the numbers move every year. Pay in the New York City area is usually higher than the national figure.</w:t>
       </w:r>
     </w:p>
     <w:p>
